--- a/tillsyn/A 447-2023 tillsynsbegäran.docx
+++ b/tillsyn/A 447-2023 tillsynsbegäran.docx
@@ -238,7 +238,7 @@
     <w:r>
       <w:tab/>
       <w:tab/>
-      <w:t>2026-09-14</w:t>
+      <w:t>2026-09-15</w:t>
       <w:br/>
       <w:br/>
     </w:r>

--- a/tillsyn/A 447-2023 tillsynsbegäran.docx
+++ b/tillsyn/A 447-2023 tillsynsbegäran.docx
@@ -238,7 +238,7 @@
     <w:r>
       <w:tab/>
       <w:tab/>
-      <w:t>2026-09-15</w:t>
+      <w:t>2026-09-16</w:t>
       <w:br/>
       <w:br/>
     </w:r>

--- a/tillsyn/A 447-2023 tillsynsbegäran.docx
+++ b/tillsyn/A 447-2023 tillsynsbegäran.docx
@@ -238,7 +238,7 @@
     <w:r>
       <w:tab/>
       <w:tab/>
-      <w:t>2026-09-16</w:t>
+      <w:t>2026-09-17</w:t>
       <w:br/>
       <w:br/>
     </w:r>

--- a/tillsyn/A 447-2023 tillsynsbegäran.docx
+++ b/tillsyn/A 447-2023 tillsynsbegäran.docx
@@ -238,7 +238,7 @@
     <w:r>
       <w:tab/>
       <w:tab/>
-      <w:t>2026-09-17</w:t>
+      <w:t>2026-09-18</w:t>
       <w:br/>
       <w:br/>
     </w:r>

--- a/tillsyn/A 447-2023 tillsynsbegäran.docx
+++ b/tillsyn/A 447-2023 tillsynsbegäran.docx
@@ -238,7 +238,7 @@
     <w:r>
       <w:tab/>
       <w:tab/>
-      <w:t>2026-09-18</w:t>
+      <w:t>2026-09-19</w:t>
       <w:br/>
       <w:br/>
     </w:r>

--- a/tillsyn/A 447-2023 tillsynsbegäran.docx
+++ b/tillsyn/A 447-2023 tillsynsbegäran.docx
@@ -238,7 +238,7 @@
     <w:r>
       <w:tab/>
       <w:tab/>
-      <w:t>2026-09-19</w:t>
+      <w:t>2026-09-21</w:t>
       <w:br/>
       <w:br/>
     </w:r>

--- a/tillsyn/A 447-2023 tillsynsbegäran.docx
+++ b/tillsyn/A 447-2023 tillsynsbegäran.docx
@@ -238,7 +238,7 @@
     <w:r>
       <w:tab/>
       <w:tab/>
-      <w:t>2026-09-21</w:t>
+      <w:t>2026-09-23</w:t>
       <w:br/>
       <w:br/>
     </w:r>

--- a/tillsyn/A 447-2023 tillsynsbegäran.docx
+++ b/tillsyn/A 447-2023 tillsynsbegäran.docx
@@ -238,7 +238,7 @@
     <w:r>
       <w:tab/>
       <w:tab/>
-      <w:t>2026-09-23</w:t>
+      <w:t>2026-09-24</w:t>
       <w:br/>
       <w:br/>
     </w:r>

--- a/tillsyn/A 447-2023 tillsynsbegäran.docx
+++ b/tillsyn/A 447-2023 tillsynsbegäran.docx
@@ -238,7 +238,7 @@
     <w:r>
       <w:tab/>
       <w:tab/>
-      <w:t>2026-09-24</w:t>
+      <w:t>2026-09-25</w:t>
       <w:br/>
       <w:br/>
     </w:r>

--- a/tillsyn/A 447-2023 tillsynsbegäran.docx
+++ b/tillsyn/A 447-2023 tillsynsbegäran.docx
@@ -238,7 +238,7 @@
     <w:r>
       <w:tab/>
       <w:tab/>
-      <w:t>2026-09-25</w:t>
+      <w:t>2026-09-26</w:t>
       <w:br/>
       <w:br/>
     </w:r>

--- a/tillsyn/A 447-2023 tillsynsbegäran.docx
+++ b/tillsyn/A 447-2023 tillsynsbegäran.docx
@@ -238,7 +238,7 @@
     <w:r>
       <w:tab/>
       <w:tab/>
-      <w:t>2026-09-26</w:t>
+      <w:t>2026-09-27</w:t>
       <w:br/>
       <w:br/>
     </w:r>

--- a/tillsyn/A 447-2023 tillsynsbegäran.docx
+++ b/tillsyn/A 447-2023 tillsynsbegäran.docx
@@ -238,7 +238,7 @@
     <w:r>
       <w:tab/>
       <w:tab/>
-      <w:t>2026-09-27</w:t>
+      <w:t>2026-09-28</w:t>
       <w:br/>
       <w:br/>
     </w:r>

--- a/tillsyn/A 447-2023 tillsynsbegäran.docx
+++ b/tillsyn/A 447-2023 tillsynsbegäran.docx
@@ -238,7 +238,7 @@
     <w:r>
       <w:tab/>
       <w:tab/>
-      <w:t>2026-09-28</w:t>
+      <w:t>2026-09-29</w:t>
       <w:br/>
       <w:br/>
     </w:r>

--- a/tillsyn/A 447-2023 tillsynsbegäran.docx
+++ b/tillsyn/A 447-2023 tillsynsbegäran.docx
@@ -238,7 +238,7 @@
     <w:r>
       <w:tab/>
       <w:tab/>
-      <w:t>2026-09-29</w:t>
+      <w:t>2026-09-30</w:t>
       <w:br/>
       <w:br/>
     </w:r>

--- a/tillsyn/A 447-2023 tillsynsbegäran.docx
+++ b/tillsyn/A 447-2023 tillsynsbegäran.docx
@@ -238,7 +238,7 @@
     <w:r>
       <w:tab/>
       <w:tab/>
-      <w:t>2026-09-30</w:t>
+      <w:t>2026-10-01</w:t>
       <w:br/>
       <w:br/>
     </w:r>

--- a/tillsyn/A 447-2023 tillsynsbegäran.docx
+++ b/tillsyn/A 447-2023 tillsynsbegäran.docx
@@ -238,7 +238,7 @@
     <w:r>
       <w:tab/>
       <w:tab/>
-      <w:t>2026-10-01</w:t>
+      <w:t>2026-10-02</w:t>
       <w:br/>
       <w:br/>
     </w:r>

--- a/tillsyn/A 447-2023 tillsynsbegäran.docx
+++ b/tillsyn/A 447-2023 tillsynsbegäran.docx
@@ -238,7 +238,7 @@
     <w:r>
       <w:tab/>
       <w:tab/>
-      <w:t>2026-10-02</w:t>
+      <w:t>2026-10-03</w:t>
       <w:br/>
       <w:br/>
     </w:r>

--- a/tillsyn/A 447-2023 tillsynsbegäran.docx
+++ b/tillsyn/A 447-2023 tillsynsbegäran.docx
@@ -238,7 +238,7 @@
     <w:r>
       <w:tab/>
       <w:tab/>
-      <w:t>2026-10-03</w:t>
+      <w:t>2026-10-04</w:t>
       <w:br/>
       <w:br/>
     </w:r>

--- a/tillsyn/A 447-2023 tillsynsbegäran.docx
+++ b/tillsyn/A 447-2023 tillsynsbegäran.docx
@@ -238,7 +238,7 @@
     <w:r>
       <w:tab/>
       <w:tab/>
-      <w:t>2026-10-04</w:t>
+      <w:t>2026-10-05</w:t>
       <w:br/>
       <w:br/>
     </w:r>

--- a/tillsyn/A 447-2023 tillsynsbegäran.docx
+++ b/tillsyn/A 447-2023 tillsynsbegäran.docx
@@ -238,7 +238,7 @@
     <w:r>
       <w:tab/>
       <w:tab/>
-      <w:t>2026-10-05</w:t>
+      <w:t>2026-10-06</w:t>
       <w:br/>
       <w:br/>
     </w:r>

--- a/tillsyn/A 447-2023 tillsynsbegäran.docx
+++ b/tillsyn/A 447-2023 tillsynsbegäran.docx
@@ -238,7 +238,7 @@
     <w:r>
       <w:tab/>
       <w:tab/>
-      <w:t>2026-10-06</w:t>
+      <w:t>2026-10-07</w:t>
       <w:br/>
       <w:br/>
     </w:r>

--- a/tillsyn/A 447-2023 tillsynsbegäran.docx
+++ b/tillsyn/A 447-2023 tillsynsbegäran.docx
@@ -238,7 +238,7 @@
     <w:r>
       <w:tab/>
       <w:tab/>
-      <w:t>2026-10-07</w:t>
+      <w:t>2026-10-08</w:t>
       <w:br/>
       <w:br/>
     </w:r>

--- a/tillsyn/A 447-2023 tillsynsbegäran.docx
+++ b/tillsyn/A 447-2023 tillsynsbegäran.docx
@@ -238,7 +238,7 @@
     <w:r>
       <w:tab/>
       <w:tab/>
-      <w:t>2026-10-08</w:t>
+      <w:t>2026-10-09</w:t>
       <w:br/>
       <w:br/>
     </w:r>

--- a/tillsyn/A 447-2023 tillsynsbegäran.docx
+++ b/tillsyn/A 447-2023 tillsynsbegäran.docx
@@ -238,7 +238,7 @@
     <w:r>
       <w:tab/>
       <w:tab/>
-      <w:t>2026-10-09</w:t>
+      <w:t>2026-10-10</w:t>
       <w:br/>
       <w:br/>
     </w:r>

--- a/tillsyn/A 447-2023 tillsynsbegäran.docx
+++ b/tillsyn/A 447-2023 tillsynsbegäran.docx
@@ -238,7 +238,7 @@
     <w:r>
       <w:tab/>
       <w:tab/>
-      <w:t>2026-10-10</w:t>
+      <w:t>2026-10-11</w:t>
       <w:br/>
       <w:br/>
     </w:r>

--- a/tillsyn/A 447-2023 tillsynsbegäran.docx
+++ b/tillsyn/A 447-2023 tillsynsbegäran.docx
@@ -238,7 +238,7 @@
     <w:r>
       <w:tab/>
       <w:tab/>
-      <w:t>2026-10-11</w:t>
+      <w:t>2026-10-12</w:t>
       <w:br/>
       <w:br/>
     </w:r>

--- a/tillsyn/A 447-2023 tillsynsbegäran.docx
+++ b/tillsyn/A 447-2023 tillsynsbegäran.docx
@@ -238,7 +238,7 @@
     <w:r>
       <w:tab/>
       <w:tab/>
-      <w:t>2026-10-12</w:t>
+      <w:t>2026-10-13</w:t>
       <w:br/>
       <w:br/>
     </w:r>

--- a/tillsyn/A 447-2023 tillsynsbegäran.docx
+++ b/tillsyn/A 447-2023 tillsynsbegäran.docx
@@ -238,7 +238,7 @@
     <w:r>
       <w:tab/>
       <w:tab/>
-      <w:t>2026-10-13</w:t>
+      <w:t>2026-10-14</w:t>
       <w:br/>
       <w:br/>
     </w:r>

--- a/tillsyn/A 447-2023 tillsynsbegäran.docx
+++ b/tillsyn/A 447-2023 tillsynsbegäran.docx
@@ -238,7 +238,7 @@
     <w:r>
       <w:tab/>
       <w:tab/>
-      <w:t>2026-10-14</w:t>
+      <w:t>2026-10-15</w:t>
       <w:br/>
       <w:br/>
     </w:r>

--- a/tillsyn/A 447-2023 tillsynsbegäran.docx
+++ b/tillsyn/A 447-2023 tillsynsbegäran.docx
@@ -22,7 +22,7 @@
       <w:r>
         <w:drawing>
           <wp:inline xmlns:a="http://schemas.openxmlformats.org/drawingml/2006/main" xmlns:pic="http://schemas.openxmlformats.org/drawingml/2006/picture">
-            <wp:extent cx="4838845" cy="5724000"/>
+            <wp:extent cx="5008008" cy="5724000"/>
             <wp:docPr id="1" name="Picture 1"/>
             <wp:cNvGraphicFramePr>
               <a:graphicFrameLocks noChangeAspect="1"/>
@@ -43,7 +43,7 @@
                   <pic:spPr>
                     <a:xfrm>
                       <a:off x="0" y="0"/>
-                      <a:ext cx="4838845" cy="5724000"/>
+                      <a:ext cx="5008008" cy="5724000"/>
                     </a:xfrm>
                     <a:prstGeom prst="rect"/>
                   </pic:spPr>
@@ -60,12 +60,12 @@
         <w:spacing w:after="240"/>
       </w:pPr>
       <w:r>
-        <w:t>Figur 1. Fyndplatser för naturvårdsarter i avverkningsanmälan. Markörer utan svart kant är placerade på fyndplatsen. Markörer med svart kant är placerade vid sidan av fyndplatsen och har ett svart streck som visar fyndplatsens exakta position. Kartans mittpunktskoordinat är N 6359325, E 701923 i SWEREF 99 TM.</w:t>
+        <w:t>Figur 1. Fyndplatser för naturvårdsarter i och inom 14 meter från avverkningsanmälan. Markörer utan svart kant är placerade på fyndplatsen. Markörer med svart kant är placerade vid sidan av fyndplatsen och har ett svart streck som visar fyndplatsens exakta position. Kartans mittpunktskoordinat är N 6359325, E 701923 i SWEREF 99 TM.</w:t>
       </w:r>
     </w:p>
     <w:p>
       <w:r>
-        <w:t>I avverkningsanmälan finns fynd av 1 naturvårdsarter, varav 1 är rödlistad: äggspindling (NT). Se Figur 1.</w:t>
+        <w:t>I och inom 14 meter från avverkningsanmälan finns fynd av 3 naturvårdsarter, varav 1 är rödlistad och 2 är signalarter (S): äggspindling (NT), fransig jordstjärna (S) och olivspindling (S). Se Figur 1.</w:t>
       </w:r>
     </w:p>
     <w:p>
@@ -108,6 +108,17 @@
       </w:r>
       <w:r>
         <w:t>bildar mykorrhiza med gran i äldre ängsgranskog på kalkrik mark och kräver sannolikt lång kontinuitet av äldre träd. Arten bedöms ha minskat med mer än 15 % över de senaste 50 åren, p.g.a. slutavverkning av äldre skog och minskningstakten för den svenska populationen bedöms vara nära gränsvärdet för Sårbar (VU). (A2c+3c+4c). På artens växtplatser måste skogsbruk ske med stor försiktighet eftersom de ofta innehåller ett stort antal sällsynta och hotade arter. Lokaler med rika förekomster bör betraktas som nyckelbiotoper och helt undantas från avverkning. Äggspindling är globalt rödlistad som nära hotad (NT) vilket innebär att Sverige har ett internationellt ansvar för arten (SLU Artdatabanken, 2024; Nitare &amp; Skogsstyrelsen, 2019; IUCN, 2019).</w:t>
+      </w:r>
+    </w:p>
+    <w:p>
+      <w:r>
+        <w:rPr>
+          <w:b/>
+        </w:rPr>
+        <w:t>Olivspindling</w:t>
+      </w:r>
+      <w:r>
+        <w:t xml:space="preserve"> växer uteslutande på näringsrik och kalkhaltig skogsmark där den huvudsakligen bildar mykorrhiza med gran och tall. Svampen är en typisk representant för kalkgranskogens särpräglade och rika svampflora. Kalavverkning är ett hot mot arten, eftersom den sannolikt kräver lång kontinuitet av äldre träd. Populationerna i landet bedöms därför minska beroende på slutavverkning av äldre barrskog på kalkhaltig mark (SLU Artdatabanken, 2024; Nitare &amp; Skogsstyrelsen, 2019).</w:t>
       </w:r>
     </w:p>
     <w:sectPr>
@@ -238,7 +249,7 @@
     <w:r>
       <w:tab/>
       <w:tab/>
-      <w:t>2026-10-15</w:t>
+      <w:t>2026-10-16</w:t>
       <w:br/>
       <w:br/>
     </w:r>

--- a/tillsyn/A 447-2023 tillsynsbegäran.docx
+++ b/tillsyn/A 447-2023 tillsynsbegäran.docx
@@ -22,7 +22,7 @@
       <w:r>
         <w:drawing>
           <wp:inline xmlns:a="http://schemas.openxmlformats.org/drawingml/2006/main" xmlns:pic="http://schemas.openxmlformats.org/drawingml/2006/picture">
-            <wp:extent cx="5008008" cy="5724000"/>
+            <wp:extent cx="5426981" cy="5724000"/>
             <wp:docPr id="1" name="Picture 1"/>
             <wp:cNvGraphicFramePr>
               <a:graphicFrameLocks noChangeAspect="1"/>
@@ -43,7 +43,7 @@
                   <pic:spPr>
                     <a:xfrm>
                       <a:off x="0" y="0"/>
-                      <a:ext cx="5008008" cy="5724000"/>
+                      <a:ext cx="5426981" cy="5724000"/>
                     </a:xfrm>
                     <a:prstGeom prst="rect"/>
                   </pic:spPr>
@@ -65,7 +65,7 @@
     </w:p>
     <w:p>
       <w:r>
-        <w:t>I och inom 14 meter från avverkningsanmälan finns fynd av 3 naturvårdsarter, varav 1 är rödlistad och 2 är signalarter (S): äggspindling (NT), fransig jordstjärna (S) och olivspindling (S). Se Figur 1.</w:t>
+        <w:t>I och inom 14 meter från avverkningsanmälan finns fynd av 8 naturvårdsarter, varav 5 är rödlistade, 1 är typisk (T) och 3 är signalarter (S): gul lammticka (VU), gulsträngad fagerspindling (VU), vit taggsvamp (VU), kryddspindling (NT, T), äggspindling (NT), anisspindling (S), fransig jordstjärna (S) och olivspindling (S). Se Figur 1.</w:t>
       </w:r>
     </w:p>
     <w:p>
@@ -97,6 +97,59 @@
     <w:p>
       <w:r>
         <w:t>Nedan följer beskrivningar av de naturvårdsarter och fridlysta arter som har sina livsmiljöer och växtplatser i den avverkningsanmälda skogen. De påträffade naturvårdsarterna är ett tydligt kvitto på att det rör sig om en skog med höga naturvärden.</w:t>
+      </w:r>
+    </w:p>
+    <w:p>
+      <w:r>
+        <w:rPr>
+          <w:b/>
+        </w:rPr>
+        <w:t>Gul lammticka (VU)</w:t>
+      </w:r>
+      <w:r>
+        <w:t xml:space="preserve"> bildar mykorrhiza med gran och förekommer i örtrik barrskog på kalkrik mark. Arten är placerad högst upp i Skogsstyrelsens värdepyramid för bedömning av skog med höga naturvärden och indikerar alltid skyddsvärda kalkgranskogar med höga naturvärden. Svampen tål inte slutavverkning och lokaler med gul lammticka bör skyddas som biotopskyddsområden eller naturreservat och lämnas för fri utveckling (SLU Artdatabanken, 2024; Nitare &amp; Skogsstyrelsen, 2019).</w:t>
+      </w:r>
+    </w:p>
+    <w:p>
+      <w:r>
+        <w:rPr>
+          <w:b/>
+        </w:rPr>
+        <w:t>Gulsträngad fagerspindling (VU)</w:t>
+      </w:r>
+      <w:r>
+        <w:t>, som bildar mykorrhiza med tall och gran i luckig kalkbarrskog, har sin huvudsakliga utbredning på Gotland samt enstaka fynd på norra Öland. Arten är placerad högst upp i Skogsstyrelsens värdepyramid för bedömning av skog med höga naturvärden och hotas av slutavverkningar av äldre kontinuitetsbarrskog. Lokaler med arten måste skyddas från avverkning och kalkbrytning. Gulsträngad fagerspindling är globalt rödlistad som sårbar (VU) vilket innebär att Sverige har ett internationellt ansvar för arten (SLU Artdatabanken, 2024; Nitare &amp; Skogsstyrelsen, 2019; IUCN, 2019).</w:t>
+      </w:r>
+    </w:p>
+    <w:p>
+      <w:r>
+        <w:rPr>
+          <w:b/>
+        </w:rPr>
+        <w:t xml:space="preserve">Vit taggsvamp (VU) </w:t>
+      </w:r>
+      <w:r>
+        <w:t>bildar mykorrhiza med gran och tall i äldre ängsgranskog och hällmarksbarrskog på kalkrik mark. Kända aktuella lokaler finns endast på Gotland. Det främsta hotet mot arten är avverkning av dess värdträd gran och tall och kända lokaler bör undantas från avverkning för att säkra att dessa hålls intakta (SLU Artdatabanken, 2024).</w:t>
+      </w:r>
+    </w:p>
+    <w:p>
+      <w:r>
+        <w:rPr>
+          <w:b/>
+        </w:rPr>
+        <w:t>Kryddspindling (NT)</w:t>
+      </w:r>
+      <w:r>
+        <w:t xml:space="preserve"> signalerar örtrika granskogar som normalt har höga naturvärden. Oftast växer den i äldre granskog på kalkrikt underlag och svampen är en mycket användbar signalart för denna miljö. Den utgör en viktig karaktärsart för all äldre kalkbarrskog med lång trädkontinuitet av gran. På lokalerna förekommer nästan alltid många ovanliga och rödlistade arter. Den totala populationen i landet har minskat och bedöms fortsätta minska till följd av avverkning av äldre barrskogar. Kryddspindling är typisk art för </w:t>
+      </w:r>
+      <w:r>
+        <w:rPr>
+          <w:i/>
+        </w:rPr>
+        <w:t xml:space="preserve">9050 Näringsrik granskog </w:t>
+      </w:r>
+      <w:r>
+        <w:t>(Nitare &amp; Skogsstyrelsen, 2000; SLU Artdatabanken, 2026).</w:t>
       </w:r>
     </w:p>
     <w:p>
@@ -249,7 +302,7 @@
     <w:r>
       <w:tab/>
       <w:tab/>
-      <w:t>2026-10-16</w:t>
+      <w:t>2026-10-17</w:t>
       <w:br/>
       <w:br/>
     </w:r>

--- a/tillsyn/A 447-2023 tillsynsbegäran.docx
+++ b/tillsyn/A 447-2023 tillsynsbegäran.docx
@@ -65,7 +65,7 @@
     </w:p>
     <w:p>
       <w:r>
-        <w:t>I och inom 14 meter från avverkningsanmälan finns fynd av 8 naturvårdsarter, varav 5 är rödlistade, 1 är typisk (T) och 3 är signalarter (S): gul lammticka (VU), gulsträngad fagerspindling (VU), vit taggsvamp (VU), kryddspindling (NT, T), äggspindling (NT), anisspindling (S), fransig jordstjärna (S) och olivspindling (S). Se Figur 1.</w:t>
+        <w:t>I och inom 14 meter från avverkningsanmälan finns fynd av 9 naturvårdsarter, varav 6 är rödlistade, 1 är typisk (T) och 3 är signalarter (S): gul lammticka (VU), gulsträngad fagerspindling (VU), vit taggsvamp (VU), kryddspindling (NT, T), odörspindling (NT), äggspindling (NT), anisspindling (S), fransig jordstjärna (S) och olivspindling (S). Se Figur 1.</w:t>
       </w:r>
     </w:p>
     <w:p>
@@ -157,6 +157,17 @@
         <w:rPr>
           <w:b/>
         </w:rPr>
+        <w:t>Odörspindling (NT)</w:t>
+      </w:r>
+      <w:r>
+        <w:t xml:space="preserve"> bildar mykorrhiza med gran och tall i örtrik kalkbarrskog. Den uppträder huvudsakligen i äldre barrskogar så kallade ”bondeskogar” med en lång trädkontinuitet. Minskningstakten uppgår till 15 % inom 50 år och bedöms vara nära gränsvärdet för Sårbar (VU). (A2c+3c+4c). Virkesrika, äldre barrskogar med hög bonitet, på bättre jordar är en bristvara i befintliga, skyddade områden i Sverige och fler örtrika barrskogar med trädkontinuitet måste skyddas i större utsträckning än vad som tidigare gjorts. Områden med odörspindling bör inte gallras eller plockhuggas om inte huggningen efterföljs av skogsbete (SLU Artdatabanken, 2024).</w:t>
+      </w:r>
+    </w:p>
+    <w:p>
+      <w:r>
+        <w:rPr>
+          <w:b/>
+        </w:rPr>
         <w:t xml:space="preserve">Äggspindling (NT) </w:t>
       </w:r>
       <w:r>
@@ -302,7 +313,7 @@
     <w:r>
       <w:tab/>
       <w:tab/>
-      <w:t>2026-10-17</w:t>
+      <w:t>2026-10-18</w:t>
       <w:br/>
       <w:br/>
     </w:r>

--- a/tillsyn/A 447-2023 tillsynsbegäran.docx
+++ b/tillsyn/A 447-2023 tillsynsbegäran.docx
@@ -313,7 +313,7 @@
     <w:r>
       <w:tab/>
       <w:tab/>
-      <w:t>2026-10-18</w:t>
+      <w:t>2026-10-19</w:t>
       <w:br/>
       <w:br/>
     </w:r>

--- a/tillsyn/A 447-2023 tillsynsbegäran.docx
+++ b/tillsyn/A 447-2023 tillsynsbegäran.docx
@@ -313,7 +313,7 @@
     <w:r>
       <w:tab/>
       <w:tab/>
-      <w:t>2026-10-19</w:t>
+      <w:t>2026-10-20</w:t>
       <w:br/>
       <w:br/>
     </w:r>

--- a/tillsyn/A 447-2023 tillsynsbegäran.docx
+++ b/tillsyn/A 447-2023 tillsynsbegäran.docx
@@ -313,7 +313,7 @@
     <w:r>
       <w:tab/>
       <w:tab/>
-      <w:t>2026-10-20</w:t>
+      <w:t>2026-10-21</w:t>
       <w:br/>
       <w:br/>
     </w:r>

--- a/tillsyn/A 447-2023 tillsynsbegäran.docx
+++ b/tillsyn/A 447-2023 tillsynsbegäran.docx
@@ -313,7 +313,7 @@
     <w:r>
       <w:tab/>
       <w:tab/>
-      <w:t>2026-10-21</w:t>
+      <w:t>2026-10-22</w:t>
       <w:br/>
       <w:br/>
     </w:r>

--- a/tillsyn/A 447-2023 tillsynsbegäran.docx
+++ b/tillsyn/A 447-2023 tillsynsbegäran.docx
@@ -313,7 +313,7 @@
     <w:r>
       <w:tab/>
       <w:tab/>
-      <w:t>2026-10-22</w:t>
+      <w:t>2026-10-23</w:t>
       <w:br/>
       <w:br/>
     </w:r>

--- a/tillsyn/A 447-2023 tillsynsbegäran.docx
+++ b/tillsyn/A 447-2023 tillsynsbegäran.docx
@@ -313,7 +313,7 @@
     <w:r>
       <w:tab/>
       <w:tab/>
-      <w:t>2026-10-23</w:t>
+      <w:t>2026-10-24</w:t>
       <w:br/>
       <w:br/>
     </w:r>

--- a/tillsyn/A 447-2023 tillsynsbegäran.docx
+++ b/tillsyn/A 447-2023 tillsynsbegäran.docx
@@ -313,7 +313,7 @@
     <w:r>
       <w:tab/>
       <w:tab/>
-      <w:t>2026-10-24</w:t>
+      <w:t>2026-10-25</w:t>
       <w:br/>
       <w:br/>
     </w:r>

--- a/tillsyn/A 447-2023 tillsynsbegäran.docx
+++ b/tillsyn/A 447-2023 tillsynsbegäran.docx
@@ -313,7 +313,7 @@
     <w:r>
       <w:tab/>
       <w:tab/>
-      <w:t>2026-10-25</w:t>
+      <w:t>2026-10-26</w:t>
       <w:br/>
       <w:br/>
     </w:r>

--- a/tillsyn/A 447-2023 tillsynsbegäran.docx
+++ b/tillsyn/A 447-2023 tillsynsbegäran.docx
@@ -313,7 +313,7 @@
     <w:r>
       <w:tab/>
       <w:tab/>
-      <w:t>2026-10-26</w:t>
+      <w:t>2026-10-27</w:t>
       <w:br/>
       <w:br/>
     </w:r>

--- a/tillsyn/A 447-2023 tillsynsbegäran.docx
+++ b/tillsyn/A 447-2023 tillsynsbegäran.docx
@@ -313,7 +313,7 @@
     <w:r>
       <w:tab/>
       <w:tab/>
-      <w:t>2026-10-27</w:t>
+      <w:t>2026-10-28</w:t>
       <w:br/>
       <w:br/>
     </w:r>

--- a/tillsyn/A 447-2023 tillsynsbegäran.docx
+++ b/tillsyn/A 447-2023 tillsynsbegäran.docx
@@ -313,7 +313,7 @@
     <w:r>
       <w:tab/>
       <w:tab/>
-      <w:t>2026-10-28</w:t>
+      <w:t>2026-10-29</w:t>
       <w:br/>
       <w:br/>
     </w:r>

--- a/tillsyn/A 447-2023 tillsynsbegäran.docx
+++ b/tillsyn/A 447-2023 tillsynsbegäran.docx
@@ -313,7 +313,7 @@
     <w:r>
       <w:tab/>
       <w:tab/>
-      <w:t>2026-10-29</w:t>
+      <w:t>2026-10-31</w:t>
       <w:br/>
       <w:br/>
     </w:r>
